--- a/Online_Retail_Business_Findings.docx
+++ b/Online_Retail_Business_Findings.docx
@@ -31,13 +31,7 @@
         <w:rPr>
           <w:sz w:val="22"/>
         </w:rPr>
-        <w:t>The business recorded £9,771,318.16 in net revenue across 38 countries between 1 December 2010 and 9 December 2011, after £475,901.16 of cancellations. Net revenue is gross product sales of £10,247,219.</w:t>
-      </w:r>
-      <w:r>
-        <w:rPr>
-          <w:sz w:val="22"/>
-        </w:rPr>
-        <w:t>32 plus cancellation lines. The analysis covers 19,773 original positive-sales invoices. The net-sales view holds 23,195 distinct invoice numbers because it also includes 3,422 cancellation invoices.</w:t>
+        <w:t>The business recorded £9,771,318.16 in net revenue across 38 countries between 1 December 2010 and 9 December 2011, after £475,901.16 of cancellations. Net revenue is gross product sales of £10,247,219.32 plus cancellation lines. The analysis covers 19,773 original positive-sales invoices. The net-sales view holds 23,195 distinct invoice numbers because it also includes 3,422 cancellation invoices.</w:t>
       </w:r>
     </w:p>
     <w:p>
@@ -71,14 +65,7 @@
           <w:b/>
           <w:sz w:val="22"/>
         </w:rPr>
-        <w:t>The UK dominates net revenue in this datas</w:t>
-      </w:r>
-      <w:r>
-        <w:rPr>
-          <w:b/>
-          <w:sz w:val="22"/>
-        </w:rPr>
-        <w:t xml:space="preserve">et. </w:t>
+        <w:t xml:space="preserve">The UK dominates net revenue in this dataset. </w:t>
       </w:r>
       <w:r>
         <w:rPr>
@@ -107,13 +94,7 @@
         <w:rPr>
           <w:sz w:val="22"/>
         </w:rPr>
-        <w:t>864 customers (20.0% of customers with a positive balance) generate 73.7% of their net revenue. The top ten c</w:t>
-      </w:r>
-      <w:r>
-        <w:rPr>
-          <w:sz w:val="22"/>
-        </w:rPr>
-        <w:t>ustomers generate 16.59% of identified-customer net revenue.</w:t>
+        <w:t>864 customers (20.0% of customers with a positive balance) generate 73.7% of their net revenue. The top ten customers generate 16.59% of identified-customer net revenue.</w:t>
       </w:r>
     </w:p>
     <w:p>
@@ -169,19 +150,7 @@
         <w:rPr>
           <w:sz w:val="22"/>
         </w:rPr>
-        <w:t xml:space="preserve"> April </w:t>
-      </w:r>
-      <w:r>
-        <w:rPr>
-          <w:sz w:val="22"/>
-        </w:rPr>
-        <w:t>(£482,061.93) and February (£</w:t>
-      </w:r>
-      <w:r>
-        <w:rPr>
-          <w:sz w:val="22"/>
-        </w:rPr>
-        <w:t>499,464.35).</w:t>
+        <w:t xml:space="preserve"> April (£482,061.93) and February (£499,464.35).</w:t>
       </w:r>
     </w:p>
     <w:p>
@@ -198,26 +167,13 @@
           <w:b/>
           <w:sz w:val="22"/>
         </w:rPr>
-        <w:t>C</w:t>
-      </w:r>
-      <w:r>
-        <w:rPr>
-          <w:b/>
-          <w:sz w:val="22"/>
-        </w:rPr>
-        <w:t xml:space="preserve">ancellations are 4.64% of gross product sales, or 2.30% in a sensitivity analysis. </w:t>
-      </w:r>
-      <w:r>
-        <w:rPr>
-          <w:sz w:val="22"/>
-        </w:rPr>
-        <w:t>The sensitivity excludes invoices 581483 and 541431 (£245,653.20), which were cancelled 12 and 16 minutes after being placed. It is a comparison, not a definit</w:t>
-      </w:r>
-      <w:r>
-        <w:rPr>
-          <w:sz w:val="22"/>
-        </w:rPr>
-        <w:t>ive cancellation rate.</w:t>
+        <w:t xml:space="preserve">Cancellations are 4.64% of gross product sales, or 2.30% in a sensitivity analysis. </w:t>
+      </w:r>
+      <w:r>
+        <w:rPr>
+          <w:sz w:val="22"/>
+        </w:rPr>
+        <w:t>The sensitivity excludes invoices 581483 and 541431 (£245,653.20), which were cancelled 12 and 16 minutes after being placed. It is a comparison, not a definitive cancellation rate.</w:t>
       </w:r>
     </w:p>
     <w:p>
@@ -280,13 +236,7 @@
         <w:rPr>
           <w:sz w:val="22"/>
         </w:rPr>
-        <w:t>Assign account contact</w:t>
-      </w:r>
-      <w:r>
-        <w:rPr>
-          <w:sz w:val="22"/>
-        </w:rPr>
-        <w:t>, send reorder reminders before their usual purchase gap, and track their retention monthly.</w:t>
+        <w:t>Assign account contact, send reorder reminders before their usual purchase gap, and track their retention monthly.</w:t>
       </w:r>
     </w:p>
     <w:p>
@@ -309,13 +259,7 @@
         <w:rPr>
           <w:sz w:val="22"/>
         </w:rPr>
-        <w:t>Build stock of the top five products by August and start campaigns in early September. With one year of data, confirm</w:t>
-      </w:r>
-      <w:r>
-        <w:rPr>
-          <w:sz w:val="22"/>
-        </w:rPr>
-        <w:t xml:space="preserve"> the pattern against a second year before committing heavily.</w:t>
+        <w:t>Build stock of the top five products by August and start campaigns in early September. With one year of data, confirm the pattern against a second year before committing heavily.</w:t>
       </w:r>
     </w:p>
     <w:p>
@@ -338,13 +282,7 @@
         <w:rPr>
           <w:sz w:val="22"/>
         </w:rPr>
-        <w:t>Two unusually large orders worth £245,653.20 were reversed within 16 minutes of being placed. Assess whether additional confirmation or review is appropriat</w:t>
-      </w:r>
-      <w:r>
-        <w:rPr>
-          <w:sz w:val="22"/>
-        </w:rPr>
-        <w:t>e for high-value transactions.</w:t>
+        <w:t>Two unusually large orders worth £245,653.20 were reversed within 16 minutes of being placed. Assess whether additional confirmation or review is appropriate for high-value transactions.</w:t>
       </w:r>
     </w:p>
     <w:p>
@@ -366,13 +304,7 @@
         <w:rPr>
           <w:sz w:val="22"/>
         </w:rPr>
-        <w:t>Objective: use SQL Server to assess retail sales performance, product and country contribution, cancellation activity, customer revenue and purchasing behaviour, and transaction timing. The source is the O</w:t>
-      </w:r>
-      <w:r>
-        <w:rPr>
-          <w:sz w:val="22"/>
-        </w:rPr>
-        <w:t>nline Retail transaction dataset, with invoice, product, quantity, price, date, customer and country fields.</w:t>
+        <w:t>Objective: use SQL Server to assess retail sales performance, product and country contribution, cancellation activity, customer revenue and purchasing behaviour, and transaction timing. The source is the Online Retail transaction dataset, with invoice, product, quantity, price, date, customer and country fields.</w:t>
       </w:r>
     </w:p>
     <w:p>
@@ -394,10 +326,7 @@
         <w:pStyle w:val="Heading2"/>
       </w:pPr>
       <w:r>
-        <w:t>Data prepar</w:t>
-      </w:r>
-      <w:r>
-        <w:t>ation and metric definitions</w:t>
+        <w:t>Data preparation and metric definitions</w:t>
       </w:r>
     </w:p>
     <w:p>
@@ -413,13 +342,7 @@
         <w:rPr>
           <w:sz w:val="22"/>
         </w:rPr>
-        <w:t>T</w:t>
-      </w:r>
-      <w:r>
-        <w:rPr>
-          <w:sz w:val="22"/>
-        </w:rPr>
-        <w:t>he raw source was retained. Exact-row deduplication reduced 541,909 source rows to 536,641 distinct rows; identical rows are treated as a documented analytical decision, not automatically proven errors.</w:t>
+        <w:t>The raw source was retained. Exact-row deduplication reduced 541,909 source rows to 536,641 distinct rows; identical rows are treated as a documented analytical decision, not automatically proven errors.</w:t>
       </w:r>
     </w:p>
     <w:p>
@@ -436,13 +359,7 @@
           <w:sz w:val="22"/>
         </w:rPr>
         <w:lastRenderedPageBreak/>
-        <w:t>The deduplicated view c</w:t>
-      </w:r>
-      <w:r>
-        <w:rPr>
-          <w:sz w:val="22"/>
-        </w:rPr>
-        <w:t>onverts invoice dates to datetime2. The source dates are interpreted in month/day/year format.</w:t>
+        <w:t>The deduplicated view converts invoice dates to datetime2. The source dates are interpreted in month/day/year format.</w:t>
       </w:r>
     </w:p>
     <w:p>
@@ -458,13 +375,7 @@
         <w:rPr>
           <w:sz w:val="22"/>
         </w:rPr>
-        <w:t xml:space="preserve">Positive product-sales metrics use eligible non-cancellation lines with positive quantity and positive unit price, excluding special stock/service codes defined </w:t>
-      </w:r>
-      <w:r>
-        <w:rPr>
-          <w:sz w:val="22"/>
-        </w:rPr>
-        <w:t>in Script 02.</w:t>
+        <w:t>Positive product-sales metrics use eligible non-cancellation lines with positive quantity and positive unit price, excluding special stock/service codes defined in Script 02.</w:t>
       </w:r>
     </w:p>
     <w:p>
@@ -496,13 +407,7 @@
         <w:rPr>
           <w:sz w:val="22"/>
         </w:rPr>
-        <w:t>Missing C</w:t>
-      </w:r>
-      <w:r>
-        <w:rPr>
-          <w:sz w:val="22"/>
-        </w:rPr>
-        <w:t>ustomerID records remain in overall net sales but are excluded from analyses that require identified customers.</w:t>
+        <w:t>Missing CustomerID records remain in overall net sales but are excluded from analyses that require identified customers.</w:t>
       </w:r>
     </w:p>
     <w:p>
@@ -518,13 +423,7 @@
         <w:rPr>
           <w:sz w:val="22"/>
         </w:rPr>
-        <w:t xml:space="preserve">Zero-price and negative-price rows (2,516 after deduplication) and the 15 special stock codes listed below are excluded from the positive-sales </w:t>
-      </w:r>
-      <w:r>
-        <w:rPr>
-          <w:sz w:val="22"/>
-        </w:rPr>
-        <w:t>and net-sales views.</w:t>
+        <w:t>Zero-price and negative-price rows (2,516 after deduplication) and the 15 special stock codes listed below are excluded from the positive-sales and net-sales views.</w:t>
       </w:r>
     </w:p>
     <w:p>
@@ -810,13 +709,7 @@
               <w:rPr>
                 <w:sz w:val="22"/>
               </w:rPr>
-              <w:t>Cancellation lines remain in the net-sales view as recorded negative values. They are not automatically matched to original invoices</w:t>
-            </w:r>
-            <w:r>
-              <w:rPr>
-                <w:sz w:val="22"/>
-              </w:rPr>
-              <w:t xml:space="preserve"> when net revenue is calculated. Separate investigations in analyses 09 to 11 compare selected cancellation lines with earlier orders.</w:t>
+              <w:t>Cancellation lines remain in the net-sales view as recorded negative values. They are not automatically matched to original invoices when net revenue is calculated. Separate investigations in analyses 09 to 11 compare selected cancellation lines with earlier orders.</w:t>
             </w:r>
           </w:p>
         </w:tc>
@@ -863,13 +756,7 @@
               <w:rPr>
                 <w:sz w:val="22"/>
               </w:rPr>
-              <w:t>135,080 raw rows (24.9%). Kept in country, product and time analyses and excluded from customer analy</w:t>
-            </w:r>
-            <w:r>
-              <w:rPr>
-                <w:sz w:val="22"/>
-              </w:rPr>
-              <w:t>ses.</w:t>
+              <w:t>135,080 raw rows (24.9%). Kept in country, product and time analyses and excluded from customer analyses.</w:t>
             </w:r>
           </w:p>
         </w:tc>
@@ -931,13 +818,7 @@
         <w:rPr>
           <w:sz w:val="22"/>
         </w:rPr>
-        <w:t>Gross product sales are positive merchandise sales only (£10,247,219.32). Net revenue is gross product sales plus cancellation lines (£9,771,318.16</w:t>
-      </w:r>
-      <w:r>
-        <w:rPr>
-          <w:sz w:val="22"/>
-        </w:rPr>
-        <w:t>). Figures in this report are labelled gross or net</w:t>
+        <w:t>Gross product sales are positive merchandise sales only (£10,247,219.32). Net revenue is gross product sales plus cancellation lines (£9,771,318.16). Figures in this report are labelled gross or net</w:t>
       </w:r>
       <w:r>
         <w:t>.</w:t>
@@ -2455,13 +2336,7 @@
               <w:rPr>
                 <w:sz w:val="22"/>
               </w:rPr>
-              <w:t>−</w:t>
-            </w:r>
-            <w:r>
-              <w:rPr>
-                <w:sz w:val="22"/>
-              </w:rPr>
-              <w:t>£893,979.73</w:t>
+              <w:t>−£893,979.73</w:t>
             </w:r>
           </w:p>
         </w:tc>
@@ -2531,13 +2406,7 @@
               <w:rPr>
                 <w:sz w:val="22"/>
               </w:rPr>
-              <w:t>−</w:t>
-            </w:r>
-            <w:r>
-              <w:rPr>
-                <w:sz w:val="22"/>
-              </w:rPr>
-              <w:t>£22,124.12</w:t>
+              <w:t>−£22,124.12</w:t>
             </w:r>
           </w:p>
         </w:tc>
@@ -2677,13 +2546,7 @@
               <w:rPr>
                 <w:sz w:val="22"/>
               </w:rPr>
-              <w:t>−</w:t>
-            </w:r>
-            <w:r>
-              <w:rPr>
-                <w:sz w:val="22"/>
-              </w:rPr>
-              <w:t>£418,078.57</w:t>
+              <w:t>−£418,078.57</w:t>
             </w:r>
           </w:p>
         </w:tc>
@@ -2823,13 +2686,7 @@
               <w:rPr>
                 <w:sz w:val="22"/>
               </w:rPr>
-              <w:t>−</w:t>
-            </w:r>
-            <w:r>
-              <w:rPr>
-                <w:sz w:val="22"/>
-              </w:rPr>
-              <w:t>£475,901.16</w:t>
+              <w:t>−£475,901.16</w:t>
             </w:r>
           </w:p>
         </w:tc>
@@ -2954,19 +2811,7 @@
         <w:rPr>
           <w:sz w:val="22"/>
         </w:rPr>
-        <w:t>Script 01 fou</w:t>
-      </w:r>
-      <w:r>
-        <w:rPr>
-          <w:sz w:val="22"/>
-        </w:rPr>
-        <w:t>nd 25,900 invoice numbers and 3,958 stock codes in the raw table. It also found 135,080 rows (24.9%) with no CustomerID, 1,454 with no description, 2,519 zero-price rows, 2 negative-price rows (−£22,124.12), 9,288 cancellation rows, and 4,879 duplicate gro</w:t>
-      </w:r>
-      <w:r>
-        <w:rPr>
-          <w:sz w:val="22"/>
-        </w:rPr>
-        <w:t>ups containing 10,147 rows, of which 5,268 are extra copies.</w:t>
+        <w:t>Script 01 found 25,900 invoice numbers and 3,958 stock codes in the raw table. It also found 135,080 rows (24.9%) with no CustomerID, 1,454 with no description, 2,519 zero-price rows, 2 negative-price rows (−£22,124.12), 9,288 cancellation rows, and 4,879 duplicate groups containing 10,147 rows, of which 5,268 are extra copies.</w:t>
       </w:r>
     </w:p>
     <w:p>
@@ -2997,10 +2842,7 @@
         <w:pStyle w:val="Heading2"/>
       </w:pPr>
       <w:r>
-        <w:t xml:space="preserve">01. Top 10 products by net </w:t>
-      </w:r>
-      <w:r>
-        <w:t>revenue</w:t>
+        <w:t>01. Top 10 products by net revenue</w:t>
       </w:r>
     </w:p>
     <w:p>
@@ -3076,13 +2918,7 @@
         <w:rPr>
           <w:sz w:val="22"/>
         </w:rPr>
-        <w:t xml:space="preserve">Regency </w:t>
-      </w:r>
-      <w:r>
-        <w:rPr>
-          <w:sz w:val="22"/>
-        </w:rPr>
-        <w:t>Cakestand 3 Tier ranked first at £164,459.49 (net quantity 12,996).</w:t>
+        <w:t>Regency Cakestand 3 Tier ranked first at £164,459.49 (net quantity 12,996).</w:t>
       </w:r>
     </w:p>
     <w:p>
@@ -3114,13 +2950,7 @@
         <w:rPr>
           <w:sz w:val="22"/>
         </w:rPr>
-        <w:t>Other leading products included Jumbo Bag Red Retrospot (£92,175.79) and Rabbit Ni</w:t>
-      </w:r>
-      <w:r>
-        <w:rPr>
-          <w:sz w:val="22"/>
-        </w:rPr>
-        <w:t>ght Light (£66,661.63).</w:t>
+        <w:t>Other leading products included Jumbo Bag Red Retrospot (£92,175.79) and Rabbit Night Light (£66,661.63).</w:t>
       </w:r>
     </w:p>
     <w:p>
@@ -3172,13 +3002,7 @@
         <w:rPr>
           <w:sz w:val="22"/>
         </w:rPr>
-        <w:t xml:space="preserve">Which products have the highest net unit </w:t>
-      </w:r>
-      <w:r>
-        <w:rPr>
-          <w:sz w:val="22"/>
-        </w:rPr>
-        <w:t>quantities?</w:t>
+        <w:t>Which products have the highest net unit quantities?</w:t>
       </w:r>
     </w:p>
     <w:p>
@@ -3249,13 +3073,7 @@
         <w:rPr>
           <w:sz w:val="22"/>
         </w:rPr>
-        <w:t xml:space="preserve">World War 2 Gliders Assorted Designs </w:t>
-      </w:r>
-      <w:r>
-        <w:rPr>
-          <w:sz w:val="22"/>
-        </w:rPr>
-        <w:t>ranked second by quantity at 53,751, with £13,560.09 net revenue.</w:t>
+        <w:t>World War 2 Gliders Assorted Designs ranked second by quantity at 53,751, with £13,560.09 net revenue.</w:t>
       </w:r>
     </w:p>
     <w:p>
@@ -3293,13 +3111,7 @@
         <w:rPr>
           <w:sz w:val="22"/>
         </w:rPr>
-        <w:t>Comparing quantity with revenue distinguishes high-volume products from produ</w:t>
-      </w:r>
-      <w:r>
-        <w:rPr>
-          <w:sz w:val="22"/>
-        </w:rPr>
-        <w:t>cts with higher revenue contribution per unit.</w:t>
+        <w:t>Comparing quantity with revenue distinguishes high-volume products from products with higher revenue contribution per unit.</w:t>
       </w:r>
     </w:p>
     <w:p>
@@ -3373,13 +3185,7 @@
         <w:rPr>
           <w:sz w:val="22"/>
         </w:rPr>
-        <w:t>Summed LineRevenue by country from the net-</w:t>
-      </w:r>
-      <w:r>
-        <w:rPr>
-          <w:sz w:val="22"/>
-        </w:rPr>
-        <w:t>sales view.</w:t>
+        <w:t>Summed LineRevenue by country from the net-sales view.</w:t>
       </w:r>
     </w:p>
     <w:p>
@@ -3491,14 +3297,7 @@
           <w:b/>
           <w:sz w:val="22"/>
         </w:rPr>
-        <w:t>Busi</w:t>
-      </w:r>
-      <w:r>
-        <w:rPr>
-          <w:b/>
-          <w:sz w:val="22"/>
-        </w:rPr>
-        <w:t xml:space="preserve">ness question: </w:t>
+        <w:t xml:space="preserve">Business question: </w:t>
       </w:r>
       <w:r>
         <w:rPr>
@@ -3574,13 +3373,7 @@
         <w:rPr>
           <w:sz w:val="22"/>
         </w:rPr>
-        <w:t>April 201</w:t>
-      </w:r>
-      <w:r>
-        <w:rPr>
-          <w:sz w:val="22"/>
-        </w:rPr>
-        <w:t>1 recorded the lowest net revenue among full months at £482,061.93, followed by February 2011 at £499,464.35. February was lowest by gross sales (£507,799.87).</w:t>
+        <w:t>April 2011 recorded the lowest net revenue among full months at £482,061.93, followed by February 2011 at £499,464.35. February was lowest by gross sales (£507,799.87).</w:t>
       </w:r>
     </w:p>
     <w:p>
@@ -3596,13 +3389,7 @@
         <w:rPr>
           <w:sz w:val="22"/>
         </w:rPr>
-        <w:t>December 2011 net revenue was £440,399.56, but data ends on December 9 and the month is incomple</w:t>
-      </w:r>
-      <w:r>
-        <w:rPr>
-          <w:sz w:val="22"/>
-        </w:rPr>
-        <w:t>te.</w:t>
+        <w:t>December 2011 net revenue was £440,399.56, but data ends on December 9 and the month is incomplete.</w:t>
       </w:r>
     </w:p>
     <w:p>
@@ -3634,13 +3421,7 @@
         <w:rPr>
           <w:sz w:val="22"/>
         </w:rPr>
-        <w:t>September to November produced £3,500,165.50, or 37.5% of</w:t>
-      </w:r>
-      <w:r>
-        <w:rPr>
-          <w:sz w:val="22"/>
-        </w:rPr>
-        <w:t xml:space="preserve"> net revenue across the 12 full months (December 2010 to November 2011).</w:t>
+        <w:t>September to November produced £3,500,165.50, or 37.5% of net revenue across the 12 full months (December 2010 to November 2011).</w:t>
       </w:r>
     </w:p>
     <w:p>
@@ -3684,13 +3465,7 @@
         <w:rPr>
           <w:sz w:val="22"/>
         </w:rPr>
-        <w:t xml:space="preserve">The dataset </w:t>
-      </w:r>
-      <w:r>
-        <w:rPr>
-          <w:sz w:val="22"/>
-        </w:rPr>
-        <w:t>covers a limited period, so recurring seasonality cannot be established confidently.</w:t>
+        <w:t>The dataset covers a limited period, so recurring seasonality cannot be established confidently.</w:t>
       </w:r>
     </w:p>
     <w:p>
@@ -3742,13 +3517,7 @@
         <w:rPr>
           <w:sz w:val="22"/>
         </w:rPr>
-        <w:t>Summed net-sales revenue and quantity by non-mis</w:t>
-      </w:r>
-      <w:r>
-        <w:rPr>
-          <w:sz w:val="22"/>
-        </w:rPr>
-        <w:t>sing CustomerID; original invoice counts count non-cancellation invoice numbers and are not cancellation-adjusted.</w:t>
+        <w:t>Summed net-sales revenue and quantity by non-missing CustomerID; original invoice counts count non-cancellation invoice numbers and are not cancellation-adjusted.</w:t>
       </w:r>
     </w:p>
     <w:p>
@@ -3780,13 +3549,7 @@
         <w:rPr>
           <w:sz w:val="22"/>
         </w:rPr>
-        <w:t>Customer 14646 ranked first (£278,778.02 across 72 original invoice IDs), followed by 18102 (£259,657.30 across 60) and 17450 (£189</w:t>
-      </w:r>
-      <w:r>
-        <w:rPr>
-          <w:sz w:val="22"/>
-        </w:rPr>
-        <w:t>,575.53 across 46).</w:t>
+        <w:t>Customer 14646 ranked first (£278,778.02 across 72 original invoice IDs), followed by 18102 (£259,657.30 across 60) and 17450 (£189,575.53 across 46).</w:t>
       </w:r>
     </w:p>
     <w:p>
@@ -3841,13 +3604,7 @@
         <w:rPr>
           <w:sz w:val="22"/>
         </w:rPr>
-        <w:t>High-net-revenue c</w:t>
-      </w:r>
-      <w:r>
-        <w:rPr>
-          <w:sz w:val="22"/>
-        </w:rPr>
-        <w:t>ustomers may warrant retention attention and further behavioural analysis.</w:t>
+        <w:t>High-net-revenue customers may warrant retention attention and further behavioural analysis.</w:t>
       </w:r>
     </w:p>
     <w:p>
@@ -3899,13 +3656,7 @@
         <w:rPr>
           <w:sz w:val="22"/>
         </w:rPr>
-        <w:t>How concentrated is net r</w:t>
-      </w:r>
-      <w:r>
-        <w:rPr>
-          <w:sz w:val="22"/>
-        </w:rPr>
-        <w:t>evenue among the top ten customers?</w:t>
+        <w:t>How concentrated is net revenue among the top ten customers?</w:t>
       </w:r>
     </w:p>
     <w:p>
@@ -4013,13 +3764,7 @@
         <w:rPr>
           <w:sz w:val="22"/>
         </w:rPr>
-        <w:t>The top ten form a mean</w:t>
-      </w:r>
-      <w:r>
-        <w:rPr>
-          <w:sz w:val="22"/>
-        </w:rPr>
-        <w:t>ingful but not majority share of identified net revenue.</w:t>
+        <w:t>The top ten form a meaningful but not majority share of identified net revenue.</w:t>
       </w:r>
     </w:p>
     <w:p>
@@ -4095,13 +3840,7 @@
         <w:rPr>
           <w:sz w:val="22"/>
         </w:rPr>
-        <w:t>Counted can</w:t>
-      </w:r>
-      <w:r>
-        <w:rPr>
-          <w:sz w:val="22"/>
-        </w:rPr>
-        <w:t>cellation lines and invoice IDs and summed their quantities and line values.</w:t>
+        <w:t>Counted cancellation lines and invoice IDs and summed their quantities and line values.</w:t>
       </w:r>
     </w:p>
     <w:p>
@@ -4165,13 +3904,7 @@
         <w:rPr>
           <w:sz w:val="22"/>
         </w:rPr>
-        <w:t>Total cancellation quantity was −270,017 and cancellat</w:t>
-      </w:r>
-      <w:r>
-        <w:rPr>
-          <w:sz w:val="22"/>
-        </w:rPr>
-        <w:t>ion value was −£475,901.16.</w:t>
+        <w:t>Total cancellation quantity was −270,017 and cancellation value was −£475,901.16.</w:t>
       </w:r>
     </w:p>
     <w:p>
@@ -4214,13 +3947,7 @@
         <w:rPr>
           <w:sz w:val="22"/>
         </w:rPr>
-        <w:t>Cancellation lines may not represent independent customer returns; the data does not provide a confirme</w:t>
-      </w:r>
-      <w:r>
-        <w:rPr>
-          <w:sz w:val="22"/>
-        </w:rPr>
-        <w:t>d reason for every cancellation</w:t>
+        <w:t>Cancellation lines may not represent independent customer returns; the data does not provide a confirmed reason for every cancellation</w:t>
       </w:r>
       <w:r>
         <w:t>.</w:t>
@@ -4275,13 +4002,7 @@
         <w:rPr>
           <w:sz w:val="22"/>
         </w:rPr>
-        <w:t>Grouped cancellation lines by CustomerID and ranked the most negative summed cance</w:t>
-      </w:r>
-      <w:r>
-        <w:rPr>
-          <w:sz w:val="22"/>
-        </w:rPr>
-        <w:t>llation values first.</w:t>
+        <w:t>Grouped cancellation lines by CustomerID and ranked the most negative summed cancellation values first.</w:t>
       </w:r>
     </w:p>
     <w:p>
@@ -4367,13 +4088,7 @@
         <w:rPr>
           <w:sz w:val="22"/>
         </w:rPr>
-        <w:t xml:space="preserve">Large-value cancellation </w:t>
-      </w:r>
-      <w:r>
-        <w:rPr>
-          <w:sz w:val="22"/>
-        </w:rPr>
-        <w:t>records are good candidates for transaction-level review.</w:t>
+        <w:t>Large-value cancellation records are good candidates for transaction-level review.</w:t>
       </w:r>
     </w:p>
     <w:p>
@@ -4427,13 +4142,7 @@
         <w:rPr>
           <w:sz w:val="22"/>
         </w:rPr>
-        <w:t>Do the two largest cancellation records match ori</w:t>
-      </w:r>
-      <w:r>
-        <w:rPr>
-          <w:sz w:val="22"/>
-        </w:rPr>
-        <w:t>ginal invoice lines?</w:t>
+        <w:t>Do the two largest cancellation records match original invoice lines?</w:t>
       </w:r>
     </w:p>
     <w:p>
@@ -4503,13 +4212,7 @@
         <w:rPr>
           <w:sz w:val="22"/>
         </w:rPr>
-        <w:t>Invoice 581483</w:t>
-      </w:r>
-      <w:r>
-        <w:rPr>
-          <w:sz w:val="22"/>
-        </w:rPr>
-        <w:t xml:space="preserve"> matched cancellation C581484 for £168,469.60; the cancellation followed 12 minutes later.</w:t>
+        <w:t>Invoice 581483 matched cancellation C581484 for £168,469.60; the cancellation followed 12 minutes later.</w:t>
       </w:r>
     </w:p>
     <w:p>
@@ -4548,13 +4251,7 @@
         <w:rPr>
           <w:sz w:val="22"/>
         </w:rPr>
-        <w:t>The matching line details strongly support treating these as large order reversals for sensitiv</w:t>
-      </w:r>
-      <w:r>
-        <w:rPr>
-          <w:sz w:val="22"/>
-        </w:rPr>
-        <w:t>ity analysis.</w:t>
+        <w:t>The matching line details strongly support treating these as large order reversals for sensitivity analysis.</w:t>
       </w:r>
     </w:p>
     <w:p>
@@ -4606,13 +4303,7 @@
         <w:rPr>
           <w:sz w:val="22"/>
         </w:rPr>
-        <w:t>How does the recorded cancellation-</w:t>
-      </w:r>
-      <w:r>
-        <w:rPr>
-          <w:sz w:val="22"/>
-        </w:rPr>
-        <w:t>to-gross-sales ratio change when the two matched reversals are removed?</w:t>
+        <w:t>How does the recorded cancellation-to-gross-sales ratio change when the two matched reversals are removed?</w:t>
       </w:r>
     </w:p>
     <w:p>
@@ -4666,13 +4357,7 @@
         <w:rPr>
           <w:sz w:val="22"/>
         </w:rPr>
-        <w:t>Gross sales basel</w:t>
-      </w:r>
-      <w:r>
-        <w:rPr>
-          <w:sz w:val="22"/>
-        </w:rPr>
-        <w:t>ine: £10,247,219.32; cancellation value: −£475,901.16; ratio: 4.64%.</w:t>
+        <w:t>Gross sales baseline: £10,247,219.32; cancellation value: −£475,901.16; ratio: 4.64%.</w:t>
       </w:r>
     </w:p>
     <w:p>
@@ -4710,13 +4395,7 @@
         <w:rPr>
           <w:sz w:val="22"/>
         </w:rPr>
-        <w:t>The two large reversals materially affect the overall</w:t>
-      </w:r>
-      <w:r>
-        <w:rPr>
-          <w:sz w:val="22"/>
-        </w:rPr>
-        <w:t xml:space="preserve"> ratio, so it is useful to show both values transparently.</w:t>
+        <w:t>The two large reversals materially affect the overall ratio, so it is useful to show both values transparently.</w:t>
       </w:r>
     </w:p>
     <w:p>
@@ -4746,10 +4425,7 @@
         <w:pStyle w:val="Heading2"/>
       </w:pPr>
       <w:r>
-        <w:t xml:space="preserve">11. Investigate Customer 15749 </w:t>
-      </w:r>
-      <w:r>
-        <w:t>cancellation</w:t>
+        <w:t>11. Investigate Customer 15749 cancellation</w:t>
       </w:r>
     </w:p>
     <w:p>
@@ -4825,13 +4501,7 @@
         <w:rPr>
           <w:sz w:val="22"/>
         </w:rPr>
-        <w:t>The</w:t>
-      </w:r>
-      <w:r>
-        <w:rPr>
-          <w:sz w:val="22"/>
-        </w:rPr>
-        <w:t xml:space="preserve"> cancellation invoice total was −£22,998.40.</w:t>
+        <w:t>The cancellation invoice total was −£22,998.40.</w:t>
       </w:r>
     </w:p>
     <w:p>
@@ -4863,13 +4533,7 @@
         <w:rPr>
           <w:sz w:val="22"/>
         </w:rPr>
-        <w:t>The lin</w:t>
-      </w:r>
-      <w:r>
-        <w:rPr>
-          <w:sz w:val="22"/>
-        </w:rPr>
-        <w:t>e for stock code 47566B (Tea Time Party Bunting, £3,315.00) had no matching original line under the selected criteria.</w:t>
+        <w:t>The line for stock code 47566B (Tea Time Party Bunting, £3,315.00) had no matching original line under the selected criteria.</w:t>
       </w:r>
     </w:p>
     <w:p>
@@ -4891,13 +4555,7 @@
         <w:rPr>
           <w:sz w:val="22"/>
         </w:rPr>
-        <w:t>The matches support a relationship between most lines and earlier sales and warrant documentation or further investigatio</w:t>
-      </w:r>
-      <w:r>
-        <w:rPr>
-          <w:sz w:val="22"/>
-        </w:rPr>
-        <w:t>n.</w:t>
+        <w:t>The matches support a relationship between most lines and earlier sales and warrant documentation or further investigation.</w:t>
       </w:r>
     </w:p>
     <w:p>
@@ -4949,13 +4607,7 @@
         <w:rPr>
           <w:sz w:val="22"/>
         </w:rPr>
-        <w:t xml:space="preserve">What does an eligible original sales </w:t>
-      </w:r>
-      <w:r>
-        <w:rPr>
-          <w:sz w:val="22"/>
-        </w:rPr>
-        <w:t>invoice typically generate before cancellations?</w:t>
+        <w:t>What does an eligible original sales invoice typically generate before cancellations?</w:t>
       </w:r>
     </w:p>
     <w:p>
@@ -5025,13 +4677,7 @@
         <w:rPr>
           <w:sz w:val="22"/>
         </w:rPr>
-        <w:t xml:space="preserve">Gross </w:t>
-      </w:r>
-      <w:r>
-        <w:rPr>
-          <w:sz w:val="22"/>
-        </w:rPr>
-        <w:t>product-sales revenue: £10,247,219.32; average invoice value: approximately £518.24.</w:t>
+        <w:t>Gross product-sales revenue: £10,247,219.32; average invoice value: approximately £518.24.</w:t>
       </w:r>
     </w:p>
     <w:p>
@@ -5063,13 +4709,7 @@
         <w:rPr>
           <w:sz w:val="22"/>
         </w:rPr>
-        <w:t>The £168,469.60 maximum is invoice 581483, which was later reversed in full (analysis 09). Excluding it and invoice 541</w:t>
-      </w:r>
-      <w:r>
-        <w:rPr>
-          <w:sz w:val="22"/>
-        </w:rPr>
-        <w:t>431, the average is about £505.87 across 19,771 invoices.</w:t>
+        <w:t>The £168,469.60 maximum is invoice 581483, which was later reversed in full (analysis 09). Excluding it and invoice 541431, the average is about £505.87 across 19,771 invoices.</w:t>
       </w:r>
     </w:p>
     <w:p>
@@ -5114,13 +4754,7 @@
         <w:rPr>
           <w:sz w:val="22"/>
         </w:rPr>
-        <w:t>These are pre-cancellation positive-sales values, not cancellation-adjusted order bal</w:t>
-      </w:r>
-      <w:r>
-        <w:rPr>
-          <w:sz w:val="22"/>
-        </w:rPr>
-        <w:t>ances.</w:t>
+        <w:t>These are pre-cancellation positive-sales values, not cancellation-adjusted order balances.</w:t>
       </w:r>
     </w:p>
     <w:p>
@@ -5204,13 +4838,7 @@
         <w:rPr>
           <w:sz w:val="22"/>
         </w:rPr>
-        <w:t>Median invoice</w:t>
-      </w:r>
-      <w:r>
-        <w:rPr>
-          <w:sz w:val="22"/>
-        </w:rPr>
-        <w:t xml:space="preserve"> value was £302.20.</w:t>
+        <w:t>Median invoice value was £302.20.</w:t>
       </w:r>
     </w:p>
     <w:p>
@@ -5269,13 +4897,7 @@
         <w:rPr>
           <w:sz w:val="22"/>
         </w:rPr>
-        <w:t>The distribution s</w:t>
-      </w:r>
-      <w:r>
-        <w:rPr>
-          <w:sz w:val="22"/>
-        </w:rPr>
-        <w:t>hould be examined before attributing the difference to a particular number of outliers</w:t>
+        <w:t>The distribution should be examined before attributing the difference to a particular number of outliers</w:t>
       </w:r>
       <w:r>
         <w:t>.</w:t>
@@ -5330,13 +4952,7 @@
         <w:rPr>
           <w:sz w:val="22"/>
         </w:rPr>
-        <w:t>Aggregated eligible positive product s</w:t>
-      </w:r>
-      <w:r>
-        <w:rPr>
-          <w:sz w:val="22"/>
-        </w:rPr>
-        <w:t>ales by country and invoice, retaining countries with at least 20 invoices.</w:t>
+        <w:t>Aggregated eligible positive product sales by country and invoice, retaining countries with at least 20 invoices.</w:t>
       </w:r>
     </w:p>
     <w:p>
@@ -5384,13 +5000,7 @@
         <w:rPr>
           <w:sz w:val="22"/>
         </w:rPr>
-        <w:t>Australia followed at about £2,466.14 across 56 invoices; Sweden was</w:t>
-      </w:r>
-      <w:r>
-        <w:rPr>
-          <w:sz w:val="22"/>
-        </w:rPr>
-        <w:t xml:space="preserve"> about £1,083.20 across 34 invoices.</w:t>
+        <w:t>Australia followed at about £2,466.14 across 56 invoices; Sweden was about £1,083.20 across 34 invoices.</w:t>
       </w:r>
     </w:p>
     <w:p>
@@ -5443,31 +5053,46 @@
           <w:b/>
           <w:sz w:val="22"/>
         </w:rPr>
-        <w:t>L</w:t>
-      </w:r>
+        <w:t xml:space="preserve">Limitation: </w:t>
+      </w:r>
+      <w:r>
+        <w:rPr>
+          <w:sz w:val="22"/>
+        </w:rPr>
+        <w:t>Country averages are affected by invoice mix and sample size</w:t>
+      </w:r>
+      <w:r>
+        <w:t>.</w:t>
+      </w:r>
+    </w:p>
+    <w:p>
+      <w:pPr>
+        <w:pStyle w:val="Heading2"/>
+      </w:pPr>
+      <w:r>
+        <w:t>15. Customer purchase frequency</w:t>
+      </w:r>
+    </w:p>
+    <w:p>
+      <w:pPr>
+        <w:spacing w:after="40"/>
+        <w:rPr>
+          <w:rFonts w:hint="eastAsia"/>
+          <w:sz w:val="22"/>
+        </w:rPr>
+      </w:pPr>
       <w:r>
         <w:rPr>
           <w:b/>
           <w:sz w:val="22"/>
         </w:rPr>
-        <w:t xml:space="preserve">imitation: </w:t>
-      </w:r>
-      <w:r>
-        <w:rPr>
-          <w:sz w:val="22"/>
-        </w:rPr>
-        <w:t>Country averages are affected by invoice mix and sample size</w:t>
-      </w:r>
-      <w:r>
-        <w:t>.</w:t>
-      </w:r>
-    </w:p>
-    <w:p>
-      <w:pPr>
-        <w:pStyle w:val="Heading2"/>
-      </w:pPr>
-      <w:r>
-        <w:t>15. Customer purchase frequency</w:t>
+        <w:t xml:space="preserve">Business question: </w:t>
+      </w:r>
+      <w:r>
+        <w:rPr>
+          <w:sz w:val="22"/>
+        </w:rPr>
+        <w:t>How many identified customers are one-time versus repeat purchasers?</w:t>
       </w:r>
     </w:p>
     <w:p>
@@ -5483,41 +5108,13 @@
           <w:b/>
           <w:sz w:val="22"/>
         </w:rPr>
-        <w:t xml:space="preserve">Business question: </w:t>
-      </w:r>
-      <w:r>
-        <w:rPr>
-          <w:sz w:val="22"/>
-        </w:rPr>
-        <w:t>How many identified customers are one-time versus repeat purchasers?</w:t>
-      </w:r>
-    </w:p>
-    <w:p>
-      <w:pPr>
-        <w:spacing w:after="40"/>
-        <w:rPr>
-          <w:rFonts w:hint="eastAsia"/>
-          <w:sz w:val="22"/>
-        </w:rPr>
-      </w:pPr>
-      <w:r>
-        <w:rPr>
-          <w:b/>
-          <w:sz w:val="22"/>
-        </w:rPr>
         <w:t xml:space="preserve">Method: </w:t>
       </w:r>
       <w:r>
         <w:rPr>
           <w:sz w:val="22"/>
         </w:rPr>
-        <w:t xml:space="preserve">Counted distinct original positive-sales invoice IDs </w:t>
-      </w:r>
-      <w:r>
-        <w:rPr>
-          <w:sz w:val="22"/>
-        </w:rPr>
-        <w:t>for each identified customer.</w:t>
+        <w:t>Counted distinct original positive-sales invoice IDs for each identified customer.</w:t>
       </w:r>
     </w:p>
     <w:p>
@@ -5603,13 +5200,7 @@
         <w:rPr>
           <w:sz w:val="22"/>
         </w:rPr>
-        <w:t xml:space="preserve">Repeat purchasing is common in this </w:t>
-      </w:r>
-      <w:r>
-        <w:rPr>
-          <w:sz w:val="22"/>
-        </w:rPr>
-        <w:t>dataset and could be explored through cohort or retention analysis.</w:t>
+        <w:t>Repeat purchasing is common in this dataset and could be explored through cohort or retention analysis.</w:t>
       </w:r>
     </w:p>
     <w:p>
@@ -5661,13 +5252,7 @@
         <w:rPr>
           <w:sz w:val="22"/>
         </w:rPr>
-        <w:t>How is</w:t>
-      </w:r>
-      <w:r>
-        <w:rPr>
-          <w:sz w:val="22"/>
-        </w:rPr>
-        <w:t xml:space="preserve"> positive customer net revenue distributed across simple value bands?</w:t>
+        <w:t>How is positive customer net revenue distributed across simple value bands?</w:t>
       </w:r>
     </w:p>
     <w:p>
@@ -5737,13 +5322,7 @@
         <w:rPr>
           <w:sz w:val="22"/>
         </w:rPr>
-        <w:t>Mediu</w:t>
-      </w:r>
-      <w:r>
-        <w:rPr>
-          <w:sz w:val="22"/>
-        </w:rPr>
-        <w:t>m: 1,658 customers contributing £1,708,263.82.</w:t>
+        <w:t>Medium: 1,658 customers contributing £1,708,263.82.</w:t>
       </w:r>
     </w:p>
     <w:p>
@@ -5804,13 +5383,7 @@
         <w:rPr>
           <w:sz w:val="22"/>
         </w:rPr>
-        <w:t xml:space="preserve">The thresholds are analytical choices, </w:t>
-      </w:r>
-      <w:r>
-        <w:rPr>
-          <w:sz w:val="22"/>
-        </w:rPr>
-        <w:t>not validated business-defined customer tiers; negative and zero balances are excluded from this segmentation.</w:t>
+        <w:t>The thresholds are analytical choices, not validated business-defined customer tiers; negative and zero balances are excluded from this segmentation.</w:t>
       </w:r>
     </w:p>
     <w:p>
@@ -5862,13 +5435,7 @@
         <w:rPr>
           <w:sz w:val="22"/>
         </w:rPr>
-        <w:t>Gr</w:t>
-      </w:r>
-      <w:r>
-        <w:rPr>
-          <w:sz w:val="22"/>
-        </w:rPr>
-        <w:t>ouped the summed net-sales balance for each non-missing CustomerID into balance categories.</w:t>
+        <w:t>Grouped the summed net-sales balance for each non-missing CustomerID into balance categories.</w:t>
       </w:r>
     </w:p>
     <w:p>
@@ -5948,13 +5515,7 @@
         <w:rPr>
           <w:sz w:val="22"/>
         </w:rPr>
-        <w:t>Combined identified</w:t>
-      </w:r>
-      <w:r>
-        <w:rPr>
-          <w:sz w:val="22"/>
-        </w:rPr>
-        <w:t>-customer net revenue: £8,265,476.93 across 4,362 customers.</w:t>
+        <w:t>Combined identified-customer net revenue: £8,265,476.93 across 4,362 customers.</w:t>
       </w:r>
     </w:p>
     <w:p>
@@ -5998,13 +5559,7 @@
         <w:rPr>
           <w:sz w:val="22"/>
         </w:rPr>
-        <w:t>Customer balances are based on included sales and cancella</w:t>
-      </w:r>
-      <w:r>
-        <w:rPr>
-          <w:sz w:val="22"/>
-        </w:rPr>
-        <w:t>tion lines only.</w:t>
+        <w:t>Customer balances are based on included sales and cancellation lines only.</w:t>
       </w:r>
     </w:p>
     <w:p>
@@ -6104,13 +5659,7 @@
         <w:rPr>
           <w:sz w:val="22"/>
         </w:rPr>
-        <w:t>In the Netherlands, Rabbit Night Light led at £9,568.48, followed by Round Snack Boxes Set of 4 Wo</w:t>
-      </w:r>
-      <w:r>
-        <w:rPr>
-          <w:sz w:val="22"/>
-        </w:rPr>
-        <w:t>odland (£7,991.40) and Spaceboy Lunch Box (£7,485.60).</w:t>
+        <w:t>In the Netherlands, Rabbit Night Light led at £9,568.48, followed by Round Snack Boxes Set of 4 Woodland (£7,991.40) and Spaceboy Lunch Box (£7,485.60).</w:t>
       </w:r>
     </w:p>
     <w:p>
@@ -6148,13 +5697,7 @@
         <w:rPr>
           <w:sz w:val="22"/>
         </w:rPr>
-        <w:t>Product leaders vary by market, so country-level assortment decisions should not rely only on the overall product rankin</w:t>
-      </w:r>
-      <w:r>
-        <w:rPr>
-          <w:sz w:val="22"/>
-        </w:rPr>
-        <w:t>g.</w:t>
+        <w:t>Product leaders vary by market, so country-level assortment decisions should not rely only on the overall product ranking.</w:t>
       </w:r>
     </w:p>
     <w:p>
@@ -6228,13 +5771,7 @@
         <w:rPr>
           <w:sz w:val="22"/>
         </w:rPr>
-        <w:t>Grouped eligible positive product sales by weekday,</w:t>
-      </w:r>
-      <w:r>
-        <w:rPr>
-          <w:sz w:val="22"/>
-        </w:rPr>
-        <w:t xml:space="preserve"> with Sunday-first weekday numbering explicitly set in SQL.</w:t>
+        <w:t>Grouped eligible positive product sales by weekday, with Sunday-first weekday numbering explicitly set in SQL.</w:t>
       </w:r>
     </w:p>
     <w:p>
@@ -6298,13 +5835,7 @@
         <w:rPr>
           <w:sz w:val="22"/>
         </w:rPr>
-        <w:t xml:space="preserve">No Saturday transactions were present in the prepared </w:t>
-      </w:r>
-      <w:r>
-        <w:rPr>
-          <w:sz w:val="22"/>
-        </w:rPr>
-        <w:t>dataset.</w:t>
+        <w:t>No Saturday transactions were present in the prepared dataset.</w:t>
       </w:r>
     </w:p>
     <w:p>
@@ -6320,13 +5851,7 @@
         <w:rPr>
           <w:sz w:val="22"/>
         </w:rPr>
-        <w:t>The two reversed orders sit inside these gross figures: £168,469.60 on a Friday (09:15, 9 December 2011) and £77,183.60 on a Tuesday (10:01, 18 January 2011). Without them Friday would be £1,598,617.66, below Monday and Wednesday, and Tuesday £2,0</w:t>
-      </w:r>
-      <w:r>
-        <w:rPr>
-          <w:sz w:val="22"/>
-        </w:rPr>
-        <w:t>07,831.72. Thursday would still be the highest.</w:t>
+        <w:t>The two reversed orders sit inside these gross figures: £168,469.60 on a Friday (09:15, 9 December 2011) and £77,183.60 on a Tuesday (10:01, 18 January 2011). Without them Friday would be £1,598,617.66, below Monday and Wednesday, and Tuesday £2,007,831.72. Thursday would still be the highest.</w:t>
       </w:r>
     </w:p>
     <w:p>
@@ -6370,13 +5895,7 @@
         <w:rPr>
           <w:sz w:val="22"/>
         </w:rPr>
-        <w:t>The pattern reflects the dates present in the dataset and does not alone establish staffing or</w:t>
-      </w:r>
-      <w:r>
-        <w:rPr>
-          <w:sz w:val="22"/>
-        </w:rPr>
-        <w:t xml:space="preserve"> causal recommendations.</w:t>
+        <w:t>The pattern reflects the dates present in the dataset and does not alone establish staffing or causal recommendations.</w:t>
       </w:r>
     </w:p>
     <w:p>
@@ -6429,13 +5948,7 @@
         <w:rPr>
           <w:sz w:val="22"/>
         </w:rPr>
-        <w:t>Counted deduplicated source rows and invoice IDs by weekday, including cancellation lines and special stock c</w:t>
-      </w:r>
-      <w:r>
-        <w:rPr>
-          <w:sz w:val="22"/>
-        </w:rPr>
-        <w:t>odes.</w:t>
+        <w:t>Counted deduplicated source rows and invoice IDs by weekday, including cancellation lines and special stock codes.</w:t>
       </w:r>
     </w:p>
     <w:p>
@@ -6521,13 +6034,7 @@
         <w:rPr>
           <w:sz w:val="22"/>
         </w:rPr>
-        <w:t>This confirms the absence</w:t>
-      </w:r>
-      <w:r>
-        <w:rPr>
-          <w:sz w:val="22"/>
-        </w:rPr>
-        <w:t xml:space="preserve"> of Saturdays is present in the source, not caused by the positive-sales filter.</w:t>
+        <w:t>This confirms the absence of Saturdays is present in the source, not caused by the positive-sales filter.</w:t>
       </w:r>
     </w:p>
     <w:p>
@@ -6579,13 +6086,7 @@
         <w:rPr>
           <w:sz w:val="22"/>
         </w:rPr>
-        <w:t>At which hour</w:t>
-      </w:r>
-      <w:r>
-        <w:rPr>
-          <w:sz w:val="22"/>
-        </w:rPr>
-        <w:t>s are original positive product sales concentrated?</w:t>
+        <w:t>At which hours are original positive product sales concentrated?</w:t>
       </w:r>
     </w:p>
     <w:p>
@@ -6655,13 +6156,7 @@
         <w:rPr>
           <w:sz w:val="22"/>
         </w:rPr>
-        <w:t xml:space="preserve">10:00 was close behind at </w:t>
-      </w:r>
-      <w:r>
-        <w:rPr>
-          <w:sz w:val="22"/>
-        </w:rPr>
-        <w:t>£1,401,724.03; 13:00 generated £1,220,350.18.</w:t>
+        <w:t>10:00 was close behind at £1,401,724.03; 13:00 generated £1,220,350.18.</w:t>
       </w:r>
     </w:p>
     <w:p>
@@ -6693,13 +6188,7 @@
         <w:rPr>
           <w:sz w:val="22"/>
         </w:rPr>
-        <w:t>The two reversed orders fall in the 09:00 hour (£168,469.60) and the 10:00 hour (£77,183.60). Without them 09:00 would be £787,240.</w:t>
-      </w:r>
-      <w:r>
-        <w:rPr>
-          <w:sz w:val="22"/>
-        </w:rPr>
-        <w:t>56 and 10:00 £1,324,540.43, so 12:00 would remain the peak by a wider margin.</w:t>
+        <w:t>The two reversed orders fall in the 09:00 hour (£168,469.60) and the 10:00 hour (£77,183.60). Without them 09:00 would be £787,240.56 and 10:00 £1,324,540.43, so 12:00 would remain the peak by a wider margin.</w:t>
       </w:r>
     </w:p>
     <w:p>
@@ -6743,13 +6232,7 @@
         <w:rPr>
           <w:sz w:val="22"/>
         </w:rPr>
-        <w:t>This is descriptive and does not establish the best opening hours without cost, st</w:t>
-      </w:r>
-      <w:r>
-        <w:rPr>
-          <w:sz w:val="22"/>
-        </w:rPr>
-        <w:t>affing and coverage data.</w:t>
+        <w:t>This is descriptive and does not establish the best opening hours without cost, staffing and coverage data.</w:t>
       </w:r>
     </w:p>
     <w:p>
@@ -6833,13 +6316,7 @@
         <w:rPr>
           <w:sz w:val="22"/>
         </w:rPr>
-        <w:t>Identified CustomerID</w:t>
-      </w:r>
-      <w:r>
-        <w:rPr>
-          <w:sz w:val="22"/>
-        </w:rPr>
-        <w:t>: 399,656 lines and £8,265,476.93 net revenue.</w:t>
+        <w:t>Identified CustomerID: 399,656 lines and £8,265,476.93 net revenue.</w:t>
       </w:r>
     </w:p>
     <w:p>
@@ -6893,13 +6370,7 @@
         <w:rPr>
           <w:sz w:val="22"/>
         </w:rPr>
-        <w:t>Customer-level analysis excludes a meani</w:t>
-      </w:r>
-      <w:r>
-        <w:rPr>
-          <w:sz w:val="22"/>
-        </w:rPr>
-        <w:t>ngful portion of sales because the customer identifier is missing.</w:t>
+        <w:t>Customer-level analysis excludes a meaningful portion of sales because the customer identifier is missing.</w:t>
       </w:r>
     </w:p>
     <w:p>
@@ -6951,13 +6422,7 @@
         <w:rPr>
           <w:sz w:val="22"/>
         </w:rPr>
-        <w:t xml:space="preserve">What is the final size </w:t>
-      </w:r>
-      <w:r>
-        <w:rPr>
-          <w:sz w:val="22"/>
-        </w:rPr>
-        <w:t>and value of the net-sales view?</w:t>
+        <w:t>What is the final size and value of the net-sales view?</w:t>
       </w:r>
     </w:p>
     <w:p>
@@ -7027,13 +6492,7 @@
         <w:rPr>
           <w:sz w:val="22"/>
         </w:rPr>
-        <w:t xml:space="preserve">Net quantity: 5,291,367; net revenue: </w:t>
-      </w:r>
-      <w:r>
-        <w:rPr>
-          <w:sz w:val="22"/>
-        </w:rPr>
-        <w:t>£9,771,318.16.</w:t>
+        <w:t>Net quantity: 5,291,367; net revenue: £9,771,318.16.</w:t>
       </w:r>
     </w:p>
     <w:p>
@@ -7093,13 +6552,15 @@
         <w:rPr>
           <w:sz w:val="22"/>
         </w:rPr>
-        <w:t xml:space="preserve">The result depends on the deduplication, positive-price and special-code rules defined </w:t>
-      </w:r>
-      <w:r>
-        <w:rPr>
-          <w:sz w:val="22"/>
-        </w:rPr>
-        <w:t>in Script 02</w:t>
+        <w:t>The result depends on the deduplication, positive-price and special-code rul</w:t>
+      </w:r>
+      <w:bookmarkStart w:id="0" w:name="_GoBack"/>
+      <w:bookmarkEnd w:id="0"/>
+      <w:r>
+        <w:rPr>
+          <w:sz w:val="22"/>
+        </w:rPr>
+        <w:t>es defined in Script 02</w:t>
       </w:r>
       <w:r>
         <w:t>.</w:t>
@@ -7253,6 +6714,7 @@
         <w:spacing w:after="40"/>
         <w:ind w:left="720"/>
         <w:rPr>
+          <w:rFonts w:hint="eastAsia"/>
           <w:sz w:val="22"/>
         </w:rPr>
       </w:pPr>
@@ -7277,6 +6739,7 @@
         <w:spacing w:after="40"/>
         <w:ind w:left="720"/>
         <w:rPr>
+          <w:rFonts w:hint="eastAsia"/>
           <w:sz w:val="22"/>
         </w:rPr>
       </w:pPr>
@@ -7311,6 +6774,7 @@
         <w:spacing w:after="40"/>
         <w:ind w:left="501" w:hanging="360"/>
         <w:rPr>
+          <w:rFonts w:hint="eastAsia"/>
           <w:sz w:val="22"/>
         </w:rPr>
       </w:pPr>
@@ -7385,13 +6849,8 @@
         <w:t>Validate commercial opportunities:</w:t>
       </w:r>
       <w:r>
-        <w:t xml:space="preserve"> Investigate high-value customers, country-level differences and leading products. Review stock readiness ahead of the late-year revenue concentration, and validate this pattern against additional years before ma</w:t>
-      </w:r>
-      <w:r>
-        <w:t>king major inventory commitment</w:t>
-      </w:r>
-      <w:bookmarkStart w:id="0" w:name="_GoBack"/>
-      <w:bookmarkEnd w:id="0"/>
+        <w:t xml:space="preserve"> Investigate high-value customers, country-level differences and leading products. Review stock readiness ahead of the late-year revenue concentration, and validate this pattern against additional years before making major inventory commitment</w:t>
+      </w:r>
     </w:p>
     <w:p>
       <w:pPr>
@@ -7414,13 +6873,7 @@
         <w:rPr>
           <w:sz w:val="22"/>
         </w:rPr>
-        <w:t>R</w:t>
-      </w:r>
-      <w:r>
-        <w:rPr>
-          <w:sz w:val="22"/>
-        </w:rPr>
-        <w:t>evenue is not profit: product cost, shipping, operating expenses and margin are not included.</w:t>
+        <w:t>Revenue is not profit: product cost, shipping, operating expenses and margin are not included.</w:t>
       </w:r>
     </w:p>
     <w:p>
@@ -7436,13 +6889,7 @@
         <w:rPr>
           <w:sz w:val="22"/>
         </w:rPr>
-        <w:t>The dataset is historical and limited in time; December 2011 is incomplete, and one period is insufficient to establish recurring seasonalit</w:t>
-      </w:r>
-      <w:r>
-        <w:rPr>
-          <w:sz w:val="22"/>
-        </w:rPr>
-        <w:t>y.</w:t>
+        <w:t>The dataset is historical and limited in time; December 2011 is incomplete, and one period is insufficient to establish recurring seasonality.</w:t>
       </w:r>
     </w:p>
     <w:p>
@@ -7474,13 +6921,7 @@
         <w:rPr>
           <w:sz w:val="22"/>
         </w:rPr>
-        <w:t>The</w:t>
-      </w:r>
-      <w:r>
-        <w:rPr>
-          <w:sz w:val="22"/>
-        </w:rPr>
-        <w:t xml:space="preserve"> customer segments use simple revenue thresholds selected for analysis and are not confirmed business-defined categories.</w:t>
+        <w:t>The customer segments use simple revenue thresholds selected for analysis and are not confirmed business-defined categories.</w:t>
       </w:r>
     </w:p>
     <w:p>
@@ -7496,13 +6937,7 @@
         <w:rPr>
           <w:sz w:val="22"/>
         </w:rPr>
-        <w:t>Exact-row deduplication and special-code exclusions are documented analytical choices; their impact depends on the project definitions</w:t>
-      </w:r>
-      <w:r>
-        <w:rPr>
-          <w:sz w:val="22"/>
-        </w:rPr>
-        <w:t>.</w:t>
+        <w:t>Exact-row deduplication and special-code exclusions are documented analytical choices; their impact depends on the project definitions.</w:t>
       </w:r>
     </w:p>
     <w:p>
@@ -7535,13 +6970,7 @@
           <w:sz w:val="22"/>
         </w:rPr>
         <w:lastRenderedPageBreak/>
-        <w:t>Weekday and hour totals are cumulative, not averages per tradin</w:t>
-      </w:r>
-      <w:r>
-        <w:rPr>
-          <w:sz w:val="22"/>
-        </w:rPr>
-        <w:t>g day. One invoice with lines in two different hours is counted in both.</w:t>
+        <w:t>Weekday and hour totals are cumulative, not averages per trading day. One invoice with lines in two different hours is counted in both.</w:t>
       </w:r>
     </w:p>
     <w:p>
@@ -7665,14 +7094,14 @@
         <w:color w:val="5A646E"/>
         <w:sz w:val="16"/>
       </w:rPr>
-      <w:t>ONLINE R</w:t>
+      <w:t>ONL</w:t>
     </w:r>
     <w:r>
       <w:rPr>
         <w:color w:val="5A646E"/>
         <w:sz w:val="16"/>
       </w:rPr>
-      <w:t>ETAIL SQL PORTFOLIO PROJECT</w:t>
+      <w:t>INE RETAIL SQL ANALYSIS</w:t>
     </w:r>
   </w:p>
 </w:hdr>
@@ -20808,7 +20237,7 @@
 </file>
 
 <file path=customXml/itemProps1.xml><?xml version="1.0" encoding="utf-8"?>
-<ds:datastoreItem xmlns:ds="http://schemas.openxmlformats.org/officeDocument/2006/customXml" ds:itemID="{A9E5BCCB-D763-46B9-A53D-00A1EE401C16}">
+<ds:datastoreItem xmlns:ds="http://schemas.openxmlformats.org/officeDocument/2006/customXml" ds:itemID="{92FB9172-AC3A-495E-A9CA-794FE27EC005}">
   <ds:schemaRefs>
     <ds:schemaRef ds:uri="http://schemas.openxmlformats.org/officeDocument/2006/bibliography"/>
   </ds:schemaRefs>
